--- a/tillsyn/A 37457-2025 tillsynsbegäran.docx
+++ b/tillsyn/A 37457-2025 tillsynsbegäran.docx
@@ -269,7 +269,7 @@
     <w:r>
       <w:tab/>
       <w:tab/>
-      <w:t>2026-06-18</w:t>
+      <w:t>2026-06-19</w:t>
       <w:br/>
       <w:br/>
     </w:r>

--- a/tillsyn/A 37457-2025 tillsynsbegäran.docx
+++ b/tillsyn/A 37457-2025 tillsynsbegäran.docx
@@ -269,7 +269,7 @@
     <w:r>
       <w:tab/>
       <w:tab/>
-      <w:t>2026-06-19</w:t>
+      <w:t>2026-06-20</w:t>
       <w:br/>
       <w:br/>
     </w:r>

--- a/tillsyn/A 37457-2025 tillsynsbegäran.docx
+++ b/tillsyn/A 37457-2025 tillsynsbegäran.docx
@@ -12,10 +12,7 @@
     </w:p>
     <w:p>
       <w:r>
-        <w:t>Detta dokument behandlar höga naturvärden i avverkningsanmälan A 37457-2025 i Orsa kommun som inkom 2025-08-08 och omfattar 6,5 ha.</w:t>
-      </w:r>
-      <w:r>
-        <w:t xml:space="preserve"> I Figur 1 visas fyndplatser för naturvårdsarter i området, som finns registrerade på Artportalen.</w:t>
+        <w:t>Denna tillsynsbegäran behandlar höga naturvärden i avverkningsanmälan A 37457-2025 i Orsa kommun som inkom 2025-08-08 och omfattar 6,5 ha.</w:t>
       </w:r>
     </w:p>
     <w:p>
@@ -63,7 +60,20 @@
         <w:spacing w:after="240"/>
       </w:pPr>
       <w:r>
-        <w:t>Figur 1. Fyndplatser för naturvårdsarter inom 11 meter från avverkningsanmälan (röd linje). Inom parentes anges rödlistekategorier, S för signalarter, Tför typiska arter och fridlysningsparagrafer i artskyddsförordningen.Markörer utan svart kant är placerade på fyndplatsen. Markörer med svart kant är placerade vid sidan av fyndplatsen och har ett svart streck som visar fyndplatsens exakta position. Kartans mittpunktskoordinat är N 6820855, E 472382 i SWEREF 99 TM.</w:t>
+        <w:t>Figur 1. Fyndplatser för naturvårdsarter inom 11 meter från avverkningsanmälan. Markörer utan svart kant är placerade på fyndplatsen. Markörer med svart kant är placerade vid sidan av fyndplatsen har ett svart streck som visar fyndplatsens exakta position. Kartans mittpunktskoordinat är N 6820855, E 472382 i SWEREF 99 TM.</w:t>
+      </w:r>
+    </w:p>
+    <w:p>
+      <w:r>
+        <w:t>Inom 11 meter från avverkningsanmälan finns fynd av 3 naturvårdsarter, varav 3 är rödlistade och 1 är typisk (T): urskogsporing (EN), blanksvart spiklav (NT) och dvärgbägarlav (NT, T). Se Figur 1.</w:t>
+      </w:r>
+    </w:p>
+    <w:p>
+      <w:pPr>
+        <w:pStyle w:val="Heading1"/>
+      </w:pPr>
+      <w:r>
+        <w:t>Tillsynsbegäran</w:t>
       </w:r>
     </w:p>
     <w:p>
@@ -77,26 +87,27 @@
       </w:r>
     </w:p>
     <w:p>
-      <w:r>
-        <w:t>Nedan beskrivs fynd av naturvårdsarter som gjorts i det avverkningsanmälda området.</w:t>
-      </w:r>
-    </w:p>
-    <w:p>
       <w:pPr>
         <w:pStyle w:val="Heading1"/>
       </w:pPr>
       <w:r>
-        <w:t>Naturvårdsarter</w:t>
+        <w:t>Naturvårdsarter och fridlysta arter</w:t>
       </w:r>
     </w:p>
     <w:p>
       <w:r>
-        <w:t>Inom 11 meter från avverkningsanmälan har följande 3 naturvårdsarter hittats: urskogsporing (EN), blanksvart spiklav (NT) och dvärgbägarlav (NT, T). Av dessa är 3 rödlistade. För rödlistade arter har rödlistekategorin angivits inom parentes. Typiska arter inom Natura 2000 som är kopplade till skogsekosystem har markerats med (T).</w:t>
+        <w:t>Nedan följer beskrivningar av de naturvårdsarter och fridlysta arter som har sina livsmiljöer och växtplatser i den avverkningsanmälda skogen. De påträffade naturvårdsarterna är ett tydligt kvitto på att det rör sig om en skog med höga naturvärden.</w:t>
       </w:r>
     </w:p>
     <w:p>
       <w:r>
-        <w:t>De påträffade naturvårdsarterna är ett tydligt kvitto på att det rör sig om en skog med höga naturvärden.</w:t>
+        <w:rPr>
+          <w:b/>
+        </w:rPr>
+        <w:t>Urskogsporing (EN)</w:t>
+      </w:r>
+      <w:r>
+        <w:t xml:space="preserve"> är en starkt hotad art som växer på lågor av barrträd, företrädesvis tall, mer sällan gran. Den är hittills bara påträffad i äldre skogsbestånd med tydlig naturskogskaraktär. Urskogsporingen är förmodligen gynnad av brand och den typ av ved som arten växer på nyskapas knappast alls i modernt skogsbruk. Kända lokaler måste skyddas och undantas från skogsbruk (SLU Artdatabanken, 2024).</w:t>
       </w:r>
     </w:p>
     <w:p>
@@ -128,17 +139,6 @@
       </w:r>
       <w:r>
         <w:t xml:space="preserve"> (SLU Artdatabanken, 2024; Nitare &amp; Skogsstyrelsen, 2019).</w:t>
-      </w:r>
-    </w:p>
-    <w:p>
-      <w:r>
-        <w:rPr>
-          <w:b/>
-        </w:rPr>
-        <w:t>Urskogsporing (EN)</w:t>
-      </w:r>
-      <w:r>
-        <w:t xml:space="preserve"> är en starkt hotad art som växer på lågor av barrträd, företrädesvis tall, mer sällan gran. Den är hittills bara påträffad i äldre skogsbestånd med tydlig naturskogskaraktär. Urskogsporingen är förmodligen gynnad av brand och den typ av ved som arten växer på nyskapas knappast alls i modernt skogsbruk. Kända lokaler måste skyddas och undantas från skogsbruk (SLU Artdatabanken, 2024).</w:t>
       </w:r>
     </w:p>
     <w:sectPr>
@@ -269,7 +269,7 @@
     <w:r>
       <w:tab/>
       <w:tab/>
-      <w:t>2026-06-20</w:t>
+      <w:t>2026-06-21</w:t>
       <w:br/>
       <w:br/>
     </w:r>

--- a/tillsyn/A 37457-2025 tillsynsbegäran.docx
+++ b/tillsyn/A 37457-2025 tillsynsbegäran.docx
@@ -269,7 +269,7 @@
     <w:r>
       <w:tab/>
       <w:tab/>
-      <w:t>2026-06-21</w:t>
+      <w:t>2026-06-22</w:t>
       <w:br/>
       <w:br/>
     </w:r>

--- a/tillsyn/A 37457-2025 tillsynsbegäran.docx
+++ b/tillsyn/A 37457-2025 tillsynsbegäran.docx
@@ -269,7 +269,7 @@
     <w:r>
       <w:tab/>
       <w:tab/>
-      <w:t>2026-06-22</w:t>
+      <w:t>2026-06-23</w:t>
       <w:br/>
       <w:br/>
     </w:r>

--- a/tillsyn/A 37457-2025 tillsynsbegäran.docx
+++ b/tillsyn/A 37457-2025 tillsynsbegäran.docx
@@ -269,7 +269,7 @@
     <w:r>
       <w:tab/>
       <w:tab/>
-      <w:t>2026-06-23</w:t>
+      <w:t>2026-06-24</w:t>
       <w:br/>
       <w:br/>
     </w:r>

--- a/tillsyn/A 37457-2025 tillsynsbegäran.docx
+++ b/tillsyn/A 37457-2025 tillsynsbegäran.docx
@@ -269,7 +269,7 @@
     <w:r>
       <w:tab/>
       <w:tab/>
-      <w:t>2026-06-24</w:t>
+      <w:t>2026-06-25</w:t>
       <w:br/>
       <w:br/>
     </w:r>

--- a/tillsyn/A 37457-2025 tillsynsbegäran.docx
+++ b/tillsyn/A 37457-2025 tillsynsbegäran.docx
@@ -269,7 +269,7 @@
     <w:r>
       <w:tab/>
       <w:tab/>
-      <w:t>2026-06-25</w:t>
+      <w:t>2026-06-26</w:t>
       <w:br/>
       <w:br/>
     </w:r>

--- a/tillsyn/A 37457-2025 tillsynsbegäran.docx
+++ b/tillsyn/A 37457-2025 tillsynsbegäran.docx
@@ -269,7 +269,7 @@
     <w:r>
       <w:tab/>
       <w:tab/>
-      <w:t>2026-06-26</w:t>
+      <w:t>2026-06-27</w:t>
       <w:br/>
       <w:br/>
     </w:r>

--- a/tillsyn/A 37457-2025 tillsynsbegäran.docx
+++ b/tillsyn/A 37457-2025 tillsynsbegäran.docx
@@ -269,7 +269,7 @@
     <w:r>
       <w:tab/>
       <w:tab/>
-      <w:t>2026-06-27</w:t>
+      <w:t>2026-06-28</w:t>
       <w:br/>
       <w:br/>
     </w:r>

--- a/tillsyn/A 37457-2025 tillsynsbegäran.docx
+++ b/tillsyn/A 37457-2025 tillsynsbegäran.docx
@@ -269,7 +269,7 @@
     <w:r>
       <w:tab/>
       <w:tab/>
-      <w:t>2026-06-28</w:t>
+      <w:t>2026-06-29</w:t>
       <w:br/>
       <w:br/>
     </w:r>

--- a/tillsyn/A 37457-2025 tillsynsbegäran.docx
+++ b/tillsyn/A 37457-2025 tillsynsbegäran.docx
@@ -269,7 +269,7 @@
     <w:r>
       <w:tab/>
       <w:tab/>
-      <w:t>2026-06-29</w:t>
+      <w:t>2026-06-30</w:t>
       <w:br/>
       <w:br/>
     </w:r>

--- a/tillsyn/A 37457-2025 tillsynsbegäran.docx
+++ b/tillsyn/A 37457-2025 tillsynsbegäran.docx
@@ -269,7 +269,7 @@
     <w:r>
       <w:tab/>
       <w:tab/>
-      <w:t>2026-06-30</w:t>
+      <w:t>2026-07-01</w:t>
       <w:br/>
       <w:br/>
     </w:r>

--- a/tillsyn/A 37457-2025 tillsynsbegäran.docx
+++ b/tillsyn/A 37457-2025 tillsynsbegäran.docx
@@ -269,7 +269,7 @@
     <w:r>
       <w:tab/>
       <w:tab/>
-      <w:t>2026-07-01</w:t>
+      <w:t>2026-07-02</w:t>
       <w:br/>
       <w:br/>
     </w:r>

--- a/tillsyn/A 37457-2025 tillsynsbegäran.docx
+++ b/tillsyn/A 37457-2025 tillsynsbegäran.docx
@@ -269,7 +269,7 @@
     <w:r>
       <w:tab/>
       <w:tab/>
-      <w:t>2026-07-13</w:t>
+      <w:t>2026-07-14</w:t>
       <w:br/>
       <w:br/>
     </w:r>

--- a/tillsyn/A 37457-2025 tillsynsbegäran.docx
+++ b/tillsyn/A 37457-2025 tillsynsbegäran.docx
@@ -269,7 +269,7 @@
     <w:r>
       <w:tab/>
       <w:tab/>
-      <w:t>2026-07-14</w:t>
+      <w:t>2026-07-15</w:t>
       <w:br/>
       <w:br/>
     </w:r>

--- a/tillsyn/A 37457-2025 tillsynsbegäran.docx
+++ b/tillsyn/A 37457-2025 tillsynsbegäran.docx
@@ -269,7 +269,7 @@
     <w:r>
       <w:tab/>
       <w:tab/>
-      <w:t>2026-07-15</w:t>
+      <w:t>2026-07-16</w:t>
       <w:br/>
       <w:br/>
     </w:r>

--- a/tillsyn/A 37457-2025 tillsynsbegäran.docx
+++ b/tillsyn/A 37457-2025 tillsynsbegäran.docx
@@ -269,7 +269,7 @@
     <w:r>
       <w:tab/>
       <w:tab/>
-      <w:t>2026-07-16</w:t>
+      <w:t>2026-07-17</w:t>
       <w:br/>
       <w:br/>
     </w:r>

--- a/tillsyn/A 37457-2025 tillsynsbegäran.docx
+++ b/tillsyn/A 37457-2025 tillsynsbegäran.docx
@@ -269,7 +269,7 @@
     <w:r>
       <w:tab/>
       <w:tab/>
-      <w:t>2026-07-17</w:t>
+      <w:t>2026-07-18</w:t>
       <w:br/>
       <w:br/>
     </w:r>

--- a/tillsyn/A 37457-2025 tillsynsbegäran.docx
+++ b/tillsyn/A 37457-2025 tillsynsbegäran.docx
@@ -269,7 +269,7 @@
     <w:r>
       <w:tab/>
       <w:tab/>
-      <w:t>2026-07-18</w:t>
+      <w:t>2026-07-19</w:t>
       <w:br/>
       <w:br/>
     </w:r>

--- a/tillsyn/A 37457-2025 tillsynsbegäran.docx
+++ b/tillsyn/A 37457-2025 tillsynsbegäran.docx
@@ -269,7 +269,7 @@
     <w:r>
       <w:tab/>
       <w:tab/>
-      <w:t>2026-07-19</w:t>
+      <w:t>2026-07-20</w:t>
       <w:br/>
       <w:br/>
     </w:r>

--- a/tillsyn/A 37457-2025 tillsynsbegäran.docx
+++ b/tillsyn/A 37457-2025 tillsynsbegäran.docx
@@ -269,7 +269,7 @@
     <w:r>
       <w:tab/>
       <w:tab/>
-      <w:t>2026-07-20</w:t>
+      <w:t>2026-07-21</w:t>
       <w:br/>
       <w:br/>
     </w:r>

--- a/tillsyn/A 37457-2025 tillsynsbegäran.docx
+++ b/tillsyn/A 37457-2025 tillsynsbegäran.docx
@@ -269,7 +269,7 @@
     <w:r>
       <w:tab/>
       <w:tab/>
-      <w:t>2026-07-21</w:t>
+      <w:t>2026-07-22</w:t>
       <w:br/>
       <w:br/>
     </w:r>

--- a/tillsyn/A 37457-2025 tillsynsbegäran.docx
+++ b/tillsyn/A 37457-2025 tillsynsbegäran.docx
@@ -269,7 +269,7 @@
     <w:r>
       <w:tab/>
       <w:tab/>
-      <w:t>2026-07-22</w:t>
+      <w:t>2026-07-23</w:t>
       <w:br/>
       <w:br/>
     </w:r>

--- a/tillsyn/A 37457-2025 tillsynsbegäran.docx
+++ b/tillsyn/A 37457-2025 tillsynsbegäran.docx
@@ -269,7 +269,7 @@
     <w:r>
       <w:tab/>
       <w:tab/>
-      <w:t>2026-07-23</w:t>
+      <w:t>2026-07-24</w:t>
       <w:br/>
       <w:br/>
     </w:r>

--- a/tillsyn/A 37457-2025 tillsynsbegäran.docx
+++ b/tillsyn/A 37457-2025 tillsynsbegäran.docx
@@ -269,7 +269,7 @@
     <w:r>
       <w:tab/>
       <w:tab/>
-      <w:t>2026-07-24</w:t>
+      <w:t>2026-07-25</w:t>
       <w:br/>
       <w:br/>
     </w:r>

--- a/tillsyn/A 37457-2025 tillsynsbegäran.docx
+++ b/tillsyn/A 37457-2025 tillsynsbegäran.docx
@@ -269,7 +269,7 @@
     <w:r>
       <w:tab/>
       <w:tab/>
-      <w:t>2026-07-25</w:t>
+      <w:t>2026-07-26</w:t>
       <w:br/>
       <w:br/>
     </w:r>

--- a/tillsyn/A 37457-2025 tillsynsbegäran.docx
+++ b/tillsyn/A 37457-2025 tillsynsbegäran.docx
@@ -269,7 +269,7 @@
     <w:r>
       <w:tab/>
       <w:tab/>
-      <w:t>2026-07-26</w:t>
+      <w:t>2026-07-27</w:t>
       <w:br/>
       <w:br/>
     </w:r>

--- a/tillsyn/A 37457-2025 tillsynsbegäran.docx
+++ b/tillsyn/A 37457-2025 tillsynsbegäran.docx
@@ -269,7 +269,7 @@
     <w:r>
       <w:tab/>
       <w:tab/>
-      <w:t>2026-07-27</w:t>
+      <w:t>2026-07-28</w:t>
       <w:br/>
       <w:br/>
     </w:r>

--- a/tillsyn/A 37457-2025 tillsynsbegäran.docx
+++ b/tillsyn/A 37457-2025 tillsynsbegäran.docx
@@ -269,7 +269,7 @@
     <w:r>
       <w:tab/>
       <w:tab/>
-      <w:t>2026-07-28</w:t>
+      <w:t>2026-07-29</w:t>
       <w:br/>
       <w:br/>
     </w:r>

--- a/tillsyn/A 37457-2025 tillsynsbegäran.docx
+++ b/tillsyn/A 37457-2025 tillsynsbegäran.docx
@@ -269,7 +269,7 @@
     <w:r>
       <w:tab/>
       <w:tab/>
-      <w:t>2026-07-29</w:t>
+      <w:t>2026-07-30</w:t>
       <w:br/>
       <w:br/>
     </w:r>

--- a/tillsyn/A 37457-2025 tillsynsbegäran.docx
+++ b/tillsyn/A 37457-2025 tillsynsbegäran.docx
@@ -269,7 +269,7 @@
     <w:r>
       <w:tab/>
       <w:tab/>
-      <w:t>2026-07-30</w:t>
+      <w:t>2026-07-31</w:t>
       <w:br/>
       <w:br/>
     </w:r>

--- a/tillsyn/A 37457-2025 tillsynsbegäran.docx
+++ b/tillsyn/A 37457-2025 tillsynsbegäran.docx
@@ -269,7 +269,7 @@
     <w:r>
       <w:tab/>
       <w:tab/>
-      <w:t>2026-07-31</w:t>
+      <w:t>2026-08-01</w:t>
       <w:br/>
       <w:br/>
     </w:r>

--- a/tillsyn/A 37457-2025 tillsynsbegäran.docx
+++ b/tillsyn/A 37457-2025 tillsynsbegäran.docx
@@ -269,7 +269,7 @@
     <w:r>
       <w:tab/>
       <w:tab/>
-      <w:t>2026-08-01</w:t>
+      <w:t>2026-08-02</w:t>
       <w:br/>
       <w:br/>
     </w:r>

--- a/tillsyn/A 37457-2025 tillsynsbegäran.docx
+++ b/tillsyn/A 37457-2025 tillsynsbegäran.docx
@@ -269,7 +269,7 @@
     <w:r>
       <w:tab/>
       <w:tab/>
-      <w:t>2026-08-02</w:t>
+      <w:t>2026-08-03</w:t>
       <w:br/>
       <w:br/>
     </w:r>

--- a/tillsyn/A 37457-2025 tillsynsbegäran.docx
+++ b/tillsyn/A 37457-2025 tillsynsbegäran.docx
@@ -269,7 +269,7 @@
     <w:r>
       <w:tab/>
       <w:tab/>
-      <w:t>2026-08-03</w:t>
+      <w:t>2026-08-05</w:t>
       <w:br/>
       <w:br/>
     </w:r>

--- a/tillsyn/A 37457-2025 tillsynsbegäran.docx
+++ b/tillsyn/A 37457-2025 tillsynsbegäran.docx
@@ -269,7 +269,7 @@
     <w:r>
       <w:tab/>
       <w:tab/>
-      <w:t>2026-08-05</w:t>
+      <w:t>2026-08-07</w:t>
       <w:br/>
       <w:br/>
     </w:r>

--- a/tillsyn/A 37457-2025 tillsynsbegäran.docx
+++ b/tillsyn/A 37457-2025 tillsynsbegäran.docx
@@ -269,7 +269,7 @@
     <w:r>
       <w:tab/>
       <w:tab/>
-      <w:t>2026-08-07</w:t>
+      <w:t>2026-08-08</w:t>
       <w:br/>
       <w:br/>
     </w:r>

--- a/tillsyn/A 37457-2025 tillsynsbegäran.docx
+++ b/tillsyn/A 37457-2025 tillsynsbegäran.docx
@@ -60,7 +60,7 @@
         <w:spacing w:after="240"/>
       </w:pPr>
       <w:r>
-        <w:t>Figur 1. Fyndplatser för naturvårdsarter inom 11 meter från avverkningsanmälan. Markörer utan svart kant är placerade på fyndplatsen. Markörer med svart kant är placerade vid sidan av fyndplatsen har ett svart streck som visar fyndplatsens exakta position. Kartans mittpunktskoordinat är N 6820855, E 472382 i SWEREF 99 TM.</w:t>
+        <w:t>Figur 1. Fyndplatser för naturvårdsarter inom 11 meter från avverkningsanmälan. Markörer utan svart kant är placerade på fyndplatsen. Markörer med svart kant är placerade vid sidan av fyndplatsen och har ett svart streck som visar fyndplatsens exakta position. Kartans mittpunktskoordinat är N 6820855, E 472382 i SWEREF 99 TM.</w:t>
       </w:r>
     </w:p>
     <w:p>
@@ -269,7 +269,7 @@
     <w:r>
       <w:tab/>
       <w:tab/>
-      <w:t>2026-08-14</w:t>
+      <w:t>2026-08-15</w:t>
       <w:br/>
       <w:br/>
     </w:r>

--- a/tillsyn/A 37457-2025 tillsynsbegäran.docx
+++ b/tillsyn/A 37457-2025 tillsynsbegäran.docx
@@ -269,7 +269,7 @@
     <w:r>
       <w:tab/>
       <w:tab/>
-      <w:t>2026-08-15</w:t>
+      <w:t>2026-08-16</w:t>
       <w:br/>
       <w:br/>
     </w:r>

--- a/tillsyn/A 37457-2025 tillsynsbegäran.docx
+++ b/tillsyn/A 37457-2025 tillsynsbegäran.docx
@@ -269,7 +269,7 @@
     <w:r>
       <w:tab/>
       <w:tab/>
-      <w:t>2026-08-16</w:t>
+      <w:t>2026-08-17</w:t>
       <w:br/>
       <w:br/>
     </w:r>

--- a/tillsyn/A 37457-2025 tillsynsbegäran.docx
+++ b/tillsyn/A 37457-2025 tillsynsbegäran.docx
@@ -269,7 +269,7 @@
     <w:r>
       <w:tab/>
       <w:tab/>
-      <w:t>2026-08-17</w:t>
+      <w:t>2026-08-18</w:t>
       <w:br/>
       <w:br/>
     </w:r>

--- a/tillsyn/A 37457-2025 tillsynsbegäran.docx
+++ b/tillsyn/A 37457-2025 tillsynsbegäran.docx
@@ -269,7 +269,7 @@
     <w:r>
       <w:tab/>
       <w:tab/>
-      <w:t>2026-08-18</w:t>
+      <w:t>2026-08-19</w:t>
       <w:br/>
       <w:br/>
     </w:r>

--- a/tillsyn/A 37457-2025 tillsynsbegäran.docx
+++ b/tillsyn/A 37457-2025 tillsynsbegäran.docx
@@ -269,7 +269,7 @@
     <w:r>
       <w:tab/>
       <w:tab/>
-      <w:t>2026-08-19</w:t>
+      <w:t>2026-08-20</w:t>
       <w:br/>
       <w:br/>
     </w:r>

--- a/tillsyn/A 37457-2025 tillsynsbegäran.docx
+++ b/tillsyn/A 37457-2025 tillsynsbegäran.docx
@@ -269,7 +269,7 @@
     <w:r>
       <w:tab/>
       <w:tab/>
-      <w:t>2026-08-20</w:t>
+      <w:t>2026-08-21</w:t>
       <w:br/>
       <w:br/>
     </w:r>

--- a/tillsyn/A 37457-2025 tillsynsbegäran.docx
+++ b/tillsyn/A 37457-2025 tillsynsbegäran.docx
@@ -269,7 +269,7 @@
     <w:r>
       <w:tab/>
       <w:tab/>
-      <w:t>2026-08-21</w:t>
+      <w:t>2026-08-22</w:t>
       <w:br/>
       <w:br/>
     </w:r>

--- a/tillsyn/A 37457-2025 tillsynsbegäran.docx
+++ b/tillsyn/A 37457-2025 tillsynsbegäran.docx
@@ -269,7 +269,7 @@
     <w:r>
       <w:tab/>
       <w:tab/>
-      <w:t>2026-08-22</w:t>
+      <w:t>2026-08-23</w:t>
       <w:br/>
       <w:br/>
     </w:r>

--- a/tillsyn/A 37457-2025 tillsynsbegäran.docx
+++ b/tillsyn/A 37457-2025 tillsynsbegäran.docx
@@ -269,7 +269,7 @@
     <w:r>
       <w:tab/>
       <w:tab/>
-      <w:t>2026-08-23</w:t>
+      <w:t>2026-08-24</w:t>
       <w:br/>
       <w:br/>
     </w:r>

--- a/tillsyn/A 37457-2025 tillsynsbegäran.docx
+++ b/tillsyn/A 37457-2025 tillsynsbegäran.docx
@@ -269,7 +269,7 @@
     <w:r>
       <w:tab/>
       <w:tab/>
-      <w:t>2026-08-24</w:t>
+      <w:t>2026-08-25</w:t>
       <w:br/>
       <w:br/>
     </w:r>

--- a/tillsyn/A 37457-2025 tillsynsbegäran.docx
+++ b/tillsyn/A 37457-2025 tillsynsbegäran.docx
@@ -269,7 +269,7 @@
     <w:r>
       <w:tab/>
       <w:tab/>
-      <w:t>2026-08-25</w:t>
+      <w:t>2026-08-26</w:t>
       <w:br/>
       <w:br/>
     </w:r>

--- a/tillsyn/A 37457-2025 tillsynsbegäran.docx
+++ b/tillsyn/A 37457-2025 tillsynsbegäran.docx
@@ -269,7 +269,7 @@
     <w:r>
       <w:tab/>
       <w:tab/>
-      <w:t>2026-08-26</w:t>
+      <w:t>2026-08-27</w:t>
       <w:br/>
       <w:br/>
     </w:r>

--- a/tillsyn/A 37457-2025 tillsynsbegäran.docx
+++ b/tillsyn/A 37457-2025 tillsynsbegäran.docx
@@ -269,7 +269,7 @@
     <w:r>
       <w:tab/>
       <w:tab/>
-      <w:t>2026-08-27</w:t>
+      <w:t>2026-08-28</w:t>
       <w:br/>
       <w:br/>
     </w:r>

--- a/tillsyn/A 37457-2025 tillsynsbegäran.docx
+++ b/tillsyn/A 37457-2025 tillsynsbegäran.docx
@@ -269,7 +269,7 @@
     <w:r>
       <w:tab/>
       <w:tab/>
-      <w:t>2026-08-28</w:t>
+      <w:t>2026-08-29</w:t>
       <w:br/>
       <w:br/>
     </w:r>

--- a/tillsyn/A 37457-2025 tillsynsbegäran.docx
+++ b/tillsyn/A 37457-2025 tillsynsbegäran.docx
@@ -269,7 +269,7 @@
     <w:r>
       <w:tab/>
       <w:tab/>
-      <w:t>2026-08-29</w:t>
+      <w:t>2026-08-31</w:t>
       <w:br/>
       <w:br/>
     </w:r>

--- a/tillsyn/A 37457-2025 tillsynsbegäran.docx
+++ b/tillsyn/A 37457-2025 tillsynsbegäran.docx
@@ -269,7 +269,7 @@
     <w:r>
       <w:tab/>
       <w:tab/>
-      <w:t>2026-08-31</w:t>
+      <w:t>2026-09-01</w:t>
       <w:br/>
       <w:br/>
     </w:r>

--- a/tillsyn/A 37457-2025 tillsynsbegäran.docx
+++ b/tillsyn/A 37457-2025 tillsynsbegäran.docx
@@ -269,7 +269,7 @@
     <w:r>
       <w:tab/>
       <w:tab/>
-      <w:t>2026-09-01</w:t>
+      <w:t>2026-09-02</w:t>
       <w:br/>
       <w:br/>
     </w:r>

--- a/tillsyn/A 37457-2025 tillsynsbegäran.docx
+++ b/tillsyn/A 37457-2025 tillsynsbegäran.docx
@@ -269,7 +269,7 @@
     <w:r>
       <w:tab/>
       <w:tab/>
-      <w:t>2026-09-02</w:t>
+      <w:t>2026-09-03</w:t>
       <w:br/>
       <w:br/>
     </w:r>

--- a/tillsyn/A 37457-2025 tillsynsbegäran.docx
+++ b/tillsyn/A 37457-2025 tillsynsbegäran.docx
@@ -269,7 +269,7 @@
     <w:r>
       <w:tab/>
       <w:tab/>
-      <w:t>2026-09-03</w:t>
+      <w:t>2026-09-04</w:t>
       <w:br/>
       <w:br/>
     </w:r>

--- a/tillsyn/A 37457-2025 tillsynsbegäran.docx
+++ b/tillsyn/A 37457-2025 tillsynsbegäran.docx
@@ -269,7 +269,7 @@
     <w:r>
       <w:tab/>
       <w:tab/>
-      <w:t>2026-09-04</w:t>
+      <w:t>2026-09-05</w:t>
       <w:br/>
       <w:br/>
     </w:r>

--- a/tillsyn/A 37457-2025 tillsynsbegäran.docx
+++ b/tillsyn/A 37457-2025 tillsynsbegäran.docx
@@ -269,7 +269,7 @@
     <w:r>
       <w:tab/>
       <w:tab/>
-      <w:t>2026-09-05</w:t>
+      <w:t>2026-09-06</w:t>
       <w:br/>
       <w:br/>
     </w:r>

--- a/tillsyn/A 37457-2025 tillsynsbegäran.docx
+++ b/tillsyn/A 37457-2025 tillsynsbegäran.docx
@@ -269,7 +269,7 @@
     <w:r>
       <w:tab/>
       <w:tab/>
-      <w:t>2026-09-06</w:t>
+      <w:t>2026-09-07</w:t>
       <w:br/>
       <w:br/>
     </w:r>

--- a/tillsyn/A 37457-2025 tillsynsbegäran.docx
+++ b/tillsyn/A 37457-2025 tillsynsbegäran.docx
@@ -269,7 +269,7 @@
     <w:r>
       <w:tab/>
       <w:tab/>
-      <w:t>2026-09-07</w:t>
+      <w:t>2026-09-08</w:t>
       <w:br/>
       <w:br/>
     </w:r>

--- a/tillsyn/A 37457-2025 tillsynsbegäran.docx
+++ b/tillsyn/A 37457-2025 tillsynsbegäran.docx
@@ -269,7 +269,7 @@
     <w:r>
       <w:tab/>
       <w:tab/>
-      <w:t>2026-09-08</w:t>
+      <w:t>2026-09-09</w:t>
       <w:br/>
       <w:br/>
     </w:r>

--- a/tillsyn/A 37457-2025 tillsynsbegäran.docx
+++ b/tillsyn/A 37457-2025 tillsynsbegäran.docx
@@ -269,7 +269,7 @@
     <w:r>
       <w:tab/>
       <w:tab/>
-      <w:t>2026-09-09</w:t>
+      <w:t>2026-09-10</w:t>
       <w:br/>
       <w:br/>
     </w:r>

--- a/tillsyn/A 37457-2025 tillsynsbegäran.docx
+++ b/tillsyn/A 37457-2025 tillsynsbegäran.docx
@@ -269,7 +269,7 @@
     <w:r>
       <w:tab/>
       <w:tab/>
-      <w:t>2026-09-10</w:t>
+      <w:t>2026-09-11</w:t>
       <w:br/>
       <w:br/>
     </w:r>

--- a/tillsyn/A 37457-2025 tillsynsbegäran.docx
+++ b/tillsyn/A 37457-2025 tillsynsbegäran.docx
@@ -269,7 +269,7 @@
     <w:r>
       <w:tab/>
       <w:tab/>
-      <w:t>2026-09-11</w:t>
+      <w:t>2026-09-12</w:t>
       <w:br/>
       <w:br/>
     </w:r>

--- a/tillsyn/A 37457-2025 tillsynsbegäran.docx
+++ b/tillsyn/A 37457-2025 tillsynsbegäran.docx
@@ -269,7 +269,7 @@
     <w:r>
       <w:tab/>
       <w:tab/>
-      <w:t>2026-09-12</w:t>
+      <w:t>2026-09-13</w:t>
       <w:br/>
       <w:br/>
     </w:r>
